--- a/9-交付管理/运行记录类文件/090206-天津港引航中心引航信息系统及设备维护项目-巡检记录.docx
+++ b/9-交付管理/运行记录类文件/090206-天津港引航中心引航信息系统及设备维护项目-巡检记录.docx
@@ -406,8 +406,18 @@
               <w:rPr>
                 <w:rFonts w:hint="eastAsia" w:ascii="宋体" w:hAnsi="宋体" w:cs="宋体"/>
                 <w:sz w:val="21"/>
-              </w:rPr>
-              <w:t>编制时间:</w:t>
+                <w:lang w:val="en-US" w:eastAsia="zh-CN"/>
+              </w:rPr>
+              <w:t>审核</w:t>
+            </w:r>
+            <w:bookmarkStart w:id="28" w:name="_GoBack"/>
+            <w:bookmarkEnd w:id="28"/>
+            <w:r>
+              <w:rPr>
+                <w:rFonts w:hint="eastAsia" w:ascii="宋体" w:hAnsi="宋体" w:cs="宋体"/>
+                <w:sz w:val="21"/>
+              </w:rPr>
+              <w:t>时间:</w:t>
             </w:r>
             <w:r>
               <w:rPr>
@@ -2911,8 +2921,8 @@
         <w:pStyle w:val="31"/>
         <w:bidi w:val="0"/>
       </w:pPr>
-      <w:bookmarkStart w:id="6" w:name="_Toc17773"/>
-      <w:bookmarkStart w:id="7" w:name="heading_3"/>
+      <w:bookmarkStart w:id="6" w:name="heading_3"/>
+      <w:bookmarkStart w:id="7" w:name="_Toc17773"/>
       <w:r>
         <w:t>服务器运行状态检查</w:t>
       </w:r>
@@ -7071,8 +7081,8 @@
         <w:pStyle w:val="31"/>
         <w:bidi w:val="0"/>
       </w:pPr>
-      <w:bookmarkStart w:id="10" w:name="_Toc12827"/>
-      <w:bookmarkStart w:id="11" w:name="heading_5"/>
+      <w:bookmarkStart w:id="10" w:name="heading_5"/>
+      <w:bookmarkStart w:id="11" w:name="_Toc12827"/>
       <w:r>
         <w:t>应用系统运行状态检查</w:t>
       </w:r>
@@ -9261,8 +9271,8 @@
         <w:pStyle w:val="31"/>
         <w:bidi w:val="0"/>
       </w:pPr>
-      <w:bookmarkStart w:id="12" w:name="heading_6"/>
-      <w:bookmarkStart w:id="13" w:name="_Toc26729"/>
+      <w:bookmarkStart w:id="12" w:name="_Toc26729"/>
+      <w:bookmarkStart w:id="13" w:name="heading_6"/>
       <w:r>
         <w:t>数据清洗任务执行情况检查</w:t>
       </w:r>
@@ -11430,8 +11440,8 @@
         <w:pStyle w:val="31"/>
         <w:bidi w:val="0"/>
       </w:pPr>
-      <w:bookmarkStart w:id="14" w:name="heading_7"/>
-      <w:bookmarkStart w:id="15" w:name="_Toc18783"/>
+      <w:bookmarkStart w:id="14" w:name="_Toc18783"/>
+      <w:bookmarkStart w:id="15" w:name="heading_7"/>
       <w:r>
         <w:t>服务响应与问题处理情况检查</w:t>
       </w:r>
@@ -13264,8 +13274,8 @@
         <w:pStyle w:val="31"/>
         <w:bidi w:val="0"/>
       </w:pPr>
-      <w:bookmarkStart w:id="18" w:name="heading_9"/>
-      <w:bookmarkStart w:id="19" w:name="_Toc12239"/>
+      <w:bookmarkStart w:id="18" w:name="_Toc12239"/>
+      <w:bookmarkStart w:id="19" w:name="heading_9"/>
       <w:r>
         <w:t>船舶动态查询慢问题</w:t>
       </w:r>
@@ -13940,8 +13950,8 @@
         <w:pStyle w:val="31"/>
         <w:bidi w:val="0"/>
       </w:pPr>
-      <w:bookmarkStart w:id="20" w:name="heading_10"/>
-      <w:bookmarkStart w:id="21" w:name="_Toc22488"/>
+      <w:bookmarkStart w:id="20" w:name="_Toc22488"/>
+      <w:bookmarkStart w:id="21" w:name="heading_10"/>
       <w:r>
         <w:t>数据清洗规则漏报</w:t>
       </w:r>
@@ -14637,6 +14647,12 @@
             <w:insideH w:val="none" w:color="DEE0E3" w:sz="0" w:space="0"/>
             <w:insideV w:val="none" w:color="DEE0E3" w:sz="0" w:space="0"/>
           </w:tblBorders>
+          <w:tblCellMar>
+            <w:top w:w="0" w:type="dxa"/>
+            <w:left w:w="10" w:type="dxa"/>
+            <w:bottom w:w="0" w:type="dxa"/>
+            <w:right w:w="10" w:type="dxa"/>
+          </w:tblCellMar>
         </w:tblPrEx>
         <w:trPr>
           <w:trHeight w:val="0" w:hRule="atLeast"/>
@@ -15814,8 +15830,6 @@
               </w:rPr>
               <w:t>实施</w:t>
             </w:r>
-            <w:bookmarkStart w:id="28" w:name="_GoBack"/>
-            <w:bookmarkEnd w:id="28"/>
             <w:r>
               <w:t>工程师</w:t>
             </w:r>
